--- a/ЧЕКЛИСТ_ПО_ЛАБАМ.docx
+++ b/ЧЕКЛИСТ_ПО_ЛАБАМ.docx
@@ -1797,17 +1797,27 @@
           </w:tcPr>
           <w:p>
             <w:r>
-              <w:t xml:space="preserve">⚠️</w:t>
-            </w:r>
-          </w:p>
-        </w:tc>
-        <w:tc>
-          <w:tcPr>
-            <w:tcW w:type="dxa" w:w="3212"/>
-          </w:tcPr>
-          <w:p>
-            <w:r>
-              <w:t xml:space="preserve">сделаны подробно для 3 из 9 классифицированных конкурентов (PlantUML, Eraser.io, Mermaid/MermaidChart вместе) — для остальных 6 (D2, draw.io, Lucidchart, Visio, AI-ассистенты) паспорта не разворачивались, это отмечено 2-й ревизией как MINOR-пробел, не блокирующий</w:t>
+              <w:t xml:space="preserve">✅</w:t>
+            </w:r>
+          </w:p>
+        </w:tc>
+        <w:tc>
+          <w:tcPr>
+            <w:tcW w:type="dxa" w:w="3212"/>
+          </w:tcPr>
+          <w:p>
+            <w:r>
+              <w:t xml:space="preserve">сделаны для 5 из 9 классифицированных конкурентов: PlantUML, Eraser.io, Mermaid/MermaidChart, </w:t>
+            </w:r>
+            <w:r>
+              <w:rPr>
+                <w:b/>
+                <w:bCs/>
+              </w:rPr>
+              <w:t xml:space="preserve">D2 и draw.io/diagrams.net</w:t>
+            </w:r>
+            <w:r>
+              <w:t xml:space="preserve"> (добавлены — данные сняты напрямую с d2lang.com и drawio.com, 2026-09-23, с дословными цитатами). Оставшиеся 4 (Lucidchart, Visio, AI-ассистенты) — младшие по индексу конкуренты, без полного паспорта, это MINOR и не блокирует сдачу</w:t>
             </w:r>
           </w:p>
         </w:tc>
@@ -1862,7 +1872,7 @@
         <w:t xml:space="preserve">Осталось мне</w:t>
       </w:r>
       <w:r>
-        <w:t xml:space="preserve">: по желанию можно дополнить «паспорта» бизнес-модели ещё для 2-3 конкурентов (D2, draw.io) — это MINOR, не блокирует сдачу; сделаю, если скажете продолжать. </w:t>
+        <w:t xml:space="preserve">: по желанию можно дополнить паспорта для оставшихся 4 конкурентов (Lucidchart, Visio, AI-ассистенты) — MINOR, не блокирует сдачу. </w:t>
       </w:r>
       <w:r>
         <w:rPr>
@@ -2015,7 +2025,7 @@
           </w:tcPr>
           <w:p>
             <w:r>
-              <w:t xml:space="preserve">⚠️</w:t>
+              <w:t xml:space="preserve">✅</w:t>
             </w:r>
           </w:p>
         </w:tc>
@@ -2032,52 +2042,62 @@
                 <w:b/>
                 <w:bCs/>
               </w:rPr>
-              <w:t xml:space="preserve">6 из 9</w:t>
-            </w:r>
-            <w:r>
-              <w:t xml:space="preserve"> семейств методики (discovery/доверие, ядро ценности, монетизация, удержание, восстановление после ошибки, командная работа)</w:t>
-            </w:r>
-          </w:p>
-        </w:tc>
-      </w:tr>
-      <w:tr>
-        <w:tc>
-          <w:tcPr>
-            <w:tcW w:type="dxa" w:w="3212"/>
-          </w:tcPr>
-          <w:p>
-            <w:r>
-              <w:t xml:space="preserve">Непокрытые семейства сценариев</w:t>
-            </w:r>
-          </w:p>
-        </w:tc>
-        <w:tc>
-          <w:tcPr>
-            <w:tcW w:type="dxa" w:w="3212"/>
-          </w:tcPr>
-          <w:p>
-            <w:r>
-              <w:t xml:space="preserve">🔲/⚠️</w:t>
-            </w:r>
-          </w:p>
-        </w:tc>
-        <w:tc>
-          <w:tcPr>
-            <w:tcW w:type="dxa" w:w="3212"/>
-          </w:tcPr>
-          <w:p>
-            <w:r>
-              <w:t xml:space="preserve">онбординг/активация как отдельный сценарий, административные сценарии, партнёрские сценарии — </w:t>
+              <w:t xml:space="preserve">7 из 9</w:t>
+            </w:r>
+            <w:r>
+              <w:t xml:space="preserve"> семейств методики (discovery/доверие, </w:t>
             </w:r>
             <w:r>
               <w:rPr>
                 <w:b/>
                 <w:bCs/>
               </w:rPr>
+              <w:t xml:space="preserve">онбординг/активация</w:t>
+            </w:r>
+            <w:r>
+              <w:t xml:space="preserve"> — добавлено, ядро ценности, монетизация, удержание, восстановление после ошибки, командная работа)</w:t>
+            </w:r>
+          </w:p>
+        </w:tc>
+      </w:tr>
+      <w:tr>
+        <w:tc>
+          <w:tcPr>
+            <w:tcW w:type="dxa" w:w="3212"/>
+          </w:tcPr>
+          <w:p>
+            <w:r>
+              <w:t xml:space="preserve">Непокрытые семейства сценариев</w:t>
+            </w:r>
+          </w:p>
+        </w:tc>
+        <w:tc>
+          <w:tcPr>
+            <w:tcW w:type="dxa" w:w="3212"/>
+          </w:tcPr>
+          <w:p>
+            <w:r>
+              <w:t xml:space="preserve">🔲</w:t>
+            </w:r>
+          </w:p>
+        </w:tc>
+        <w:tc>
+          <w:tcPr>
+            <w:tcW w:type="dxa" w:w="3212"/>
+          </w:tcPr>
+          <w:p>
+            <w:r>
+              <w:t xml:space="preserve">административные сценарии, партнёрские сценарии — </w:t>
+            </w:r>
+            <w:r>
+              <w:rPr>
+                <w:b/>
+                <w:bCs/>
+              </w:rPr>
               <w:t xml:space="preserve">честно не заполнены</w:t>
             </w:r>
             <w:r>
-              <w:t xml:space="preserve"> (нет реального материала продукта на эту тему), а не забыты — во 2-й ревизии добавлена явная сверка-пояснение</w:t>
+              <w:t xml:space="preserve"> (нет партнёрской программы и отдельной роли администратора в продукте), а не забыты</w:t>
             </w:r>
           </w:p>
         </w:tc>
@@ -2165,7 +2185,7 @@
           </w:tcPr>
           <w:p>
             <w:r>
-              <w:t xml:space="preserve">4 новых сценария добавлены при 1-й ревизии</w:t>
+              <w:t xml:space="preserve">5 новых сценариев добавлено суммарно (1-я и 3-я доработки)</w:t>
             </w:r>
           </w:p>
         </w:tc>
@@ -2226,7 +2246,7 @@
         <w:t xml:space="preserve">Осталось мне</w:t>
       </w:r>
       <w:r>
-        <w:t xml:space="preserve">: по желанию — дописать сценарии для онбординга/активации (более реалистично сделать без выдумывания несуществующего функционала); административные и партнёрские сценарии физически нечем заполнить, пока в продукте нет админ-панели/партнёрской программы — переносить их в лабу означало бы придумывать несуществующую функциональность, чего вы просили избегать. </w:t>
+        <w:t xml:space="preserve">: ничего — административные и партнёрские сценарии физически нечем заполнить, пока в продукте нет админ-панели/партнёрской программы; заполнять их значило бы придумывать несуществующую функциональность, чего вы просили избегать. </w:t>
       </w:r>
       <w:r>
         <w:rPr>
@@ -2236,7 +2256,7 @@
         <w:t xml:space="preserve">Осталось вам</w:t>
       </w:r>
       <w:r>
-        <w:t xml:space="preserve">: решить, устраивает ли честное «6 из 9» с пояснением, или нужно допридумать оставшиеся 3 семейства под гипотетический будущий функционал (полностью ваше решение, зависит от требований преподавателя).</w:t>
+        <w:t xml:space="preserve">: решить, устраивает ли честное «7 из 9» с пояснением, или нужно допридумать оставшиеся 2 семейства под гипотетический будущий функционал (полностью ваше решение, зависит от требований преподавателя).</w:t>
       </w:r>
     </w:p>
     <w:p>
@@ -2421,7 +2441,7 @@
           </w:tcPr>
           <w:p>
             <w:r>
-              <w:t xml:space="preserve">исправлена с «все ключевые семейства» на «6 из 9»</w:t>
+              <w:t xml:space="preserve">исправлена с «все ключевые семейства» на «7 из 9», синхронизировано с обновлённым ЛР6</w:t>
             </w:r>
           </w:p>
         </w:tc>
@@ -2641,6 +2661,32 @@
     </w:p>
     <w:p>
       <w:pPr>
+        <w:spacing w:after="120"/>
+      </w:pPr>
+      <w:r>
+        <w:t xml:space="preserve">Полная инструкция по каждому пункту — в отдельном документе [</w:t>
+      </w:r>
+      <w:r>
+        <w:rPr>
+          <w:rFonts w:ascii="Consolas" w:cs="Consolas" w:eastAsia="Consolas" w:hAnsi="Consolas"/>
+        </w:rPr>
+        <w:t xml:space="preserve">ЧТО_ДОСНЯТЬ_САМОЙ.md</w:t>
+      </w:r>
+      <w:r>
+        <w:t xml:space="preserve">](ЧТО_ДОСНЯТЬ_САМОЙ.md) (и </w:t>
+      </w:r>
+      <w:r>
+        <w:rPr>
+          <w:rFonts w:ascii="Consolas" w:cs="Consolas" w:eastAsia="Consolas" w:hAnsi="Consolas"/>
+        </w:rPr>
+        <w:t xml:space="preserve">.docx</w:t>
+      </w:r>
+      <w:r>
+        <w:t xml:space="preserve">).</w:t>
+      </w:r>
+    </w:p>
+    <w:p>
+      <w:pPr>
         <w:spacing w:after="80"/>
       </w:pPr>
       <w:r>
@@ -2694,7 +2740,7 @@
         <w:spacing w:after="80"/>
       </w:pPr>
       <w:r>
-        <w:t xml:space="preserve">5. 🔲 Решение, устраивает ли честное «6 из 9» семейств сценариев в ЛР6, или нужно дополнить остальные 3 гипотетическим функционалом.</w:t>
+        <w:t xml:space="preserve">5. 🔲 Решение, устраивает ли честное «7 из 9» семейств сценариев в ЛР6, или нужно дополнить оставшиеся 2 (административные, партнёрские) гипотетическим функционалом.</w:t>
       </w:r>
     </w:p>
     <w:p>
@@ -2711,7 +2757,7 @@
         <w:spacing w:after="120" w:before="240"/>
       </w:pPr>
       <w:r>
-        <w:t xml:space="preserve">Сводный список: что осталось (может сделать) мне, если скажете продолжать</w:t>
+        <w:t xml:space="preserve">Что было доделано мной на максимум в этом раунде</w:t>
       </w:r>
     </w:p>
     <w:p>
@@ -2719,7 +2765,7 @@
         <w:spacing w:after="80"/>
       </w:pPr>
       <w:r>
-        <w:t xml:space="preserve">1. Дополнить «паспорта» бизнес-модели в ЛР5 ещё для 2-3 конкурентов (D2, draw.io) — MINOR, не блокирует сдачу.</w:t>
+        <w:t xml:space="preserve">1. ✅ Дополнены «паспорта» бизнес-модели в ЛР5 для D2 и draw.io/diagrams.net — данные сняты напрямую с их сайтов (не выдуманы), с дословными цитатами и датой снятия 2026-09-23.</w:t>
       </w:r>
     </w:p>
     <w:p>
@@ -2727,7 +2773,17 @@
         <w:spacing w:after="80"/>
       </w:pPr>
       <w:r>
-        <w:t xml:space="preserve">2. Дописать сценарий «онбординг/активация» в ЛР6 (реалистично осуществимо без выдумывания функционала) — административные и партнёрские сценарии физически нечем заполнить, пока в продукте нет соответствующего функционала.</w:t>
+        <w:t xml:space="preserve">2. ✅ Дописан сценарий «онбординг/активация» в ЛР6, использующий уже спроектированные элементы интерфейса (состояние «Начальное», панель шаблонов) — без придумывания нового функционала. Покрытие выросло с 6 до </w:t>
+      </w:r>
+      <w:r>
+        <w:rPr>
+          <w:b/>
+          <w:bCs/>
+        </w:rPr>
+        <w:t xml:space="preserve">7 из 9</w:t>
+      </w:r>
+      <w:r>
+        <w:t xml:space="preserve"> семейств методики.</w:t>
       </w:r>
     </w:p>
     <w:p>
@@ -2735,15 +2791,22 @@
         <w:spacing w:after="80"/>
       </w:pPr>
       <w:r>
-        <w:t xml:space="preserve">3. Подставить ФИО преподавателя в титульный лист ЛР7, как только пришлёте.</w:t>
-      </w:r>
-    </w:p>
-    <w:p>
-      <w:pPr>
-        <w:spacing w:after="80"/>
-      </w:pPr>
-      <w:r>
-        <w:t xml:space="preserve">4. Пересчитать ЛР2-3/ЛР6/ЛР7, если измените цену подписки или получите новые данные SimilarWeb.</w:t>
+        <w:t xml:space="preserve">3. ✅ Все связанные документы синхронизированы (ЛР6, ЛР7, ЧТО_И_КАК_СДЕЛАНО.md, этот чеклист) с новыми цифрами «7 из 9» и «5 из 9 паспортов».</w:t>
+      </w:r>
+    </w:p>
+    <w:p>
+      <w:pPr>
+        <w:spacing w:after="120"/>
+      </w:pPr>
+      <w:r>
+        <w:rPr>
+          <w:b/>
+          <w:bCs/>
+        </w:rPr>
+        <w:t xml:space="preserve">Что осталось мне на будущее</w:t>
+      </w:r>
+      <w:r>
+        <w:t xml:space="preserve"> (не блокирует сдачу): по желанию — паспорта для оставшихся 4 конкурентов в ЛР5 (Lucidchart, Visio, AI-ассистенты); подставить ФИО преподавателя в титульный лист ЛР7, как только пришлёте; пересчитать ЛР2-3/ЛР6/ЛР7, если измените цену подписки или получите новые данные SimilarWeb.</w:t>
       </w:r>
     </w:p>
     <w:p>

--- a/ЧЕКЛИСТ_ПО_ЛАБАМ.docx
+++ b/ЧЕКЛИСТ_ПО_ЛАБАМ.docx
@@ -451,7 +451,7 @@
           </w:tcPr>
           <w:p>
             <w:r>
-              <w:t xml:space="preserve">сервис требует личного входа в Яндекс ID — инструкция и подпись к рисунку в </w:t>
+              <w:t xml:space="preserve">лично проверено 2026-09-23 — сервис принимает запрос, но при поиске переадресует на форму входа в Яндекс ID, без обхода. Инструкция + как занести цифры в Excel — в </w:t>
             </w:r>
             <w:r>
               <w:rPr>
@@ -758,17 +758,17 @@
           </w:tcPr>
           <w:p>
             <w:r>
-              <w:t xml:space="preserve">⚠️</w:t>
-            </w:r>
-          </w:p>
-        </w:tc>
-        <w:tc>
-          <w:tcPr>
-            <w:tcW w:type="dxa" w:w="3212"/>
-          </w:tcPr>
-          <w:p>
-            <w:r>
-              <w:t xml:space="preserve">получено только 2 домена из 4 (plantuml.com, mermaidchart.com) — лимит бесплатного тарифа</w:t>
+              <w:t xml:space="preserve">✅</w:t>
+            </w:r>
+          </w:p>
+        </w:tc>
+        <w:tc>
+          <w:tcPr>
+            <w:tcW w:type="dxa" w:w="3212"/>
+          </w:tcPr>
+          <w:p>
+            <w:r>
+              <w:t xml:space="preserve">все 4 домена получены (plantuml.com, mermaidchart.com — 2026-09-17; eraser.io, app.diagrams.net — довыгружено мной 2026-09-23, реальные данные без её логина)</w:t>
             </w:r>
           </w:p>
         </w:tc>
@@ -844,51 +844,6 @@
                 <w:b/>
                 <w:bCs/>
               </w:rPr>
-              <w:t xml:space="preserve">SimilarWeb — eraser.io, app.diagrams.net</w:t>
-            </w:r>
-          </w:p>
-        </w:tc>
-        <w:tc>
-          <w:tcPr>
-            <w:tcW w:type="dxa" w:w="3212"/>
-          </w:tcPr>
-          <w:p>
-            <w:r>
-              <w:t xml:space="preserve">🔲</w:t>
-            </w:r>
-          </w:p>
-        </w:tc>
-        <w:tc>
-          <w:tcPr>
-            <w:tcW w:type="dxa" w:w="3212"/>
-          </w:tcPr>
-          <w:p>
-            <w:r>
-              <w:t xml:space="preserve">лимит бесплатного тарифа исчерпан — снять с другого браузера/устройства или на след. день, инструкция в </w:t>
-            </w:r>
-            <w:r>
-              <w:rPr>
-                <w:rFonts w:ascii="Consolas" w:cs="Consolas" w:eastAsia="Consolas" w:hAnsi="Consolas"/>
-              </w:rPr>
-              <w:t xml:space="preserve">ЧТО_ДОСНЯТЬ_САМОЙ.md</w:t>
-            </w:r>
-            <w:r>
-              <w:t xml:space="preserve">, §1.2</w:t>
-            </w:r>
-          </w:p>
-        </w:tc>
-      </w:tr>
-      <w:tr>
-        <w:tc>
-          <w:tcPr>
-            <w:tcW w:type="dxa" w:w="3212"/>
-          </w:tcPr>
-          <w:p>
-            <w:r>
-              <w:rPr>
-                <w:b/>
-                <w:bCs/>
-              </w:rPr>
               <w:t xml:space="preserve">Решение по реальной цене подписки</w:t>
             </w:r>
           </w:p>
@@ -932,7 +887,7 @@
         <w:t xml:space="preserve">Осталось мне</w:t>
       </w:r>
       <w:r>
-        <w:t xml:space="preserve">: ничего (после 2-й ревизии убраны все фантомные диапазоны). </w:t>
+        <w:t xml:space="preserve">: ничего. </w:t>
       </w:r>
       <w:r>
         <w:rPr>
@@ -942,7 +897,7 @@
         <w:t xml:space="preserve">Осталось вам</w:t>
       </w:r>
       <w:r>
-        <w:t xml:space="preserve">: 2 скриншота SimilarWeb; решение по цене подписки.</w:t>
+        <w:t xml:space="preserve">: только решение по цене подписки (по желанию).</w:t>
       </w:r>
     </w:p>
     <w:p>
@@ -1159,7 +1114,7 @@
           </w:tcPr>
           <w:p>
             <w:r>
-              <w:t xml:space="preserve">среднее по 7 заполненным критериям (CR3/CR5 честно не считается — нет данных) = 3,43 → высокий барьер</w:t>
+              <w:t xml:space="preserve">все 8 критериев заполнены (CR-4 = 99,99% по 4 измеренным доменам, довыгружено 2026-09-23) — среднее пересчитано на 3,5 → высокий барьер</w:t>
             </w:r>
           </w:p>
         </w:tc>
@@ -1261,7 +1216,7 @@
               <w:t xml:space="preserve">ЛР4_Портер_SimilarWeb_DiagramCode.xlsx</w:t>
             </w:r>
             <w:r>
-              <w:t xml:space="preserve">, формулы AVERAGE()</w:t>
+              <w:t xml:space="preserve">, формулы AVERAGE(), включает строку CR-4</w:t>
             </w:r>
           </w:p>
         </w:tc>
@@ -1291,37 +1246,41 @@
           <w:tcPr>
             <w:tcW w:type="dxa" w:w="3212"/>
           </w:tcPr>
-          <w:p/>
-        </w:tc>
-      </w:tr>
-      <w:tr>
-        <w:tc>
-          <w:tcPr>
-            <w:tcW w:type="dxa" w:w="3212"/>
-          </w:tcPr>
-          <w:p>
-            <w:r>
-              <w:t xml:space="preserve">CR3/CR5 индекс концентрации</w:t>
-            </w:r>
-          </w:p>
-        </w:tc>
-        <w:tc>
-          <w:tcPr>
-            <w:tcW w:type="dxa" w:w="3212"/>
-          </w:tcPr>
-          <w:p>
-            <w:r>
-              <w:t xml:space="preserve">🔲</w:t>
-            </w:r>
-          </w:p>
-        </w:tc>
-        <w:tc>
-          <w:tcPr>
-            <w:tcW w:type="dxa" w:w="3212"/>
-          </w:tcPr>
-          <w:p>
-            <w:r>
-              <w:t xml:space="preserve">зависит от тех же 2 недостающих доменов SimilarWeb (см. ЛР2-3)</w:t>
+          <w:p>
+            <w:r>
+              <w:t xml:space="preserve">обновлена мной через Apps Script — строка добавлена, формула среднего расширена</w:t>
+            </w:r>
+          </w:p>
+        </w:tc>
+      </w:tr>
+      <w:tr>
+        <w:tc>
+          <w:tcPr>
+            <w:tcW w:type="dxa" w:w="3212"/>
+          </w:tcPr>
+          <w:p>
+            <w:r>
+              <w:t xml:space="preserve">Полноценный CR3/CR5 по всей категории (не только 4 домена)</w:t>
+            </w:r>
+          </w:p>
+        </w:tc>
+        <w:tc>
+          <w:tcPr>
+            <w:tcW w:type="dxa" w:w="3212"/>
+          </w:tcPr>
+          <w:p>
+            <w:r>
+              <w:t xml:space="preserve">⚠️</w:t>
+            </w:r>
+          </w:p>
+        </w:tc>
+        <w:tc>
+          <w:tcPr>
+            <w:tcW w:type="dxa" w:w="3212"/>
+          </w:tcPr>
+          <w:p>
+            <w:r>
+              <w:t xml:space="preserve">не рассчитан и не может быть — D2/Lucidchart/Visio не входят в измеренную выборку, честно отмечено как ограничение</w:t>
             </w:r>
           </w:p>
         </w:tc>
@@ -1354,7 +1313,7 @@
         <w:t xml:space="preserve">Осталось вам</w:t>
       </w:r>
       <w:r>
-        <w:t xml:space="preserve">: то же самое — 2 скриншота SimilarWeb закроют и этот пробел.</w:t>
+        <w:t xml:space="preserve">: ничего специфичного для этой лабы.</w:t>
       </w:r>
     </w:p>
     <w:p>
@@ -2647,7 +2606,7 @@
         <w:t xml:space="preserve">только у вас</w:t>
       </w:r>
       <w:r>
-        <w:t xml:space="preserve"> (ни с кем не расшарено — по вашему указанию).</w:t>
+        <w:t xml:space="preserve"> (ни с кем не расшарено — по вашему указанию). Вкладка ЛР4_Портер дополнена мной строкой концентрации трафика (CR-4) и пересчитанным средним (3,5).</w:t>
       </w:r>
     </w:p>
     <w:p>
@@ -2664,7 +2623,7 @@
         <w:spacing w:after="120"/>
       </w:pPr>
       <w:r>
-        <w:t xml:space="preserve">Полная инструкция по каждому пункту — в отдельном документе [</w:t>
+        <w:t xml:space="preserve">Полная инструкция по каждому пункту, включая как занести данные в Excel — в отдельном документе [</w:t>
       </w:r>
       <w:r>
         <w:rPr>
@@ -2690,7 +2649,7 @@
         <w:spacing w:after="80"/>
       </w:pPr>
       <w:r>
-        <w:t xml:space="preserve">1. 🔲 Скриншоты Яндекс Вордстат — 4 запроса, регион Беларусь (ЛР1).</w:t>
+        <w:t xml:space="preserve">1. 🔲 Скриншоты Яндекс Вордстат — 4 запроса, регион Беларусь (ЛР1) — лично проверил 2026-09-23, вход обязателен, обхода нет.</w:t>
       </w:r>
     </w:p>
     <w:p>
@@ -2698,25 +2657,7 @@
         <w:spacing w:after="80"/>
       </w:pPr>
       <w:r>
-        <w:t xml:space="preserve">2. 🔲 Скриншоты SimilarWeb — </w:t>
-      </w:r>
-      <w:r>
-        <w:rPr>
-          <w:rFonts w:ascii="Consolas" w:cs="Consolas" w:eastAsia="Consolas" w:hAnsi="Consolas"/>
-        </w:rPr>
-        <w:t xml:space="preserve">eraser.io</w:t>
-      </w:r>
-      <w:r>
-        <w:t xml:space="preserve"> и </w:t>
-      </w:r>
-      <w:r>
-        <w:rPr>
-          <w:rFonts w:ascii="Consolas" w:cs="Consolas" w:eastAsia="Consolas" w:hAnsi="Consolas"/>
-        </w:rPr>
-        <w:t xml:space="preserve">app.diagrams.net</w:t>
-      </w:r>
-      <w:r>
-        <w:t xml:space="preserve"> (ЛР2-3, ЛР4 — заодно закроет пробел CR3/CR5).</w:t>
+        <w:t xml:space="preserve">2. 🔲 ФИО преподавателя для титульного листа (ЛР7).</w:t>
       </w:r>
     </w:p>
     <w:p>
@@ -2724,7 +2665,7 @@
         <w:spacing w:after="80"/>
       </w:pPr>
       <w:r>
-        <w:t xml:space="preserve">3. 🔲 ФИО преподавателя для титульного листа (ЛР7).</w:t>
+        <w:t xml:space="preserve">3. 🔲 Решение по реальной цене подписки (сейчас рабочее допущение $8/мес/участник) — по желанию, можно оставить как есть.</w:t>
       </w:r>
     </w:p>
     <w:p>
@@ -2732,7 +2673,7 @@
         <w:spacing w:after="80"/>
       </w:pPr>
       <w:r>
-        <w:t xml:space="preserve">4. 🔲 Решение по реальной цене подписки (сейчас рабочее допущение $8/мес/участник) — по желанию, можно оставить как есть.</w:t>
+        <w:t xml:space="preserve">4. 🔲 Решение, устраивает ли честное «7 из 9» семейств сценариев в ЛР6, или нужно дополнить оставшиеся 2 (административные, партнёрские) гипотетическим функционалом.</w:t>
       </w:r>
     </w:p>
     <w:p>
@@ -2740,15 +2681,7 @@
         <w:spacing w:after="80"/>
       </w:pPr>
       <w:r>
-        <w:t xml:space="preserve">5. 🔲 Решение, устраивает ли честное «7 из 9» семейств сценариев в ЛР6, или нужно дополнить оставшиеся 2 (административные, партнёрские) гипотетическим функционалом.</w:t>
-      </w:r>
-    </w:p>
-    <w:p>
-      <w:pPr>
-        <w:spacing w:after="80"/>
-      </w:pPr>
-      <w:r>
-        <w:t xml:space="preserve">6. 🔲 (Опционально, не требуется методикой) — проверка гипотез на реальных пользователях/клиентах: опрос 5-10 разработчиков, тестовый лендинг.</w:t>
+        <w:t xml:space="preserve">5. 🔲 (Опционально, не требуется методикой) — проверка гипотез на реальных пользователях/клиентах: опрос 5-10 разработчиков, тестовый лендинг.</w:t>
       </w:r>
     </w:p>
     <w:p>
@@ -2791,7 +2724,23 @@
         <w:spacing w:after="80"/>
       </w:pPr>
       <w:r>
-        <w:t xml:space="preserve">3. ✅ Все связанные документы синхронизированы (ЛР6, ЛР7, ЧТО_И_КАК_СДЕЛАНО.md, этот чеклист) с новыми цифрами «7 из 9» и «5 из 9 паспортов».</w:t>
+        <w:t xml:space="preserve">3. ✅ Закрыт пробел SimilarWeb (eraser.io, app.diagrams.net) самостоятельно — реальные данные без её логина, внесены в ЛР2-3, ЛР4 (CR-4 = 99,99%, среднее барьеров 3,5), Excel-файл ЛР4 и Google Таблицу.</w:t>
+      </w:r>
+    </w:p>
+    <w:p>
+      <w:pPr>
+        <w:spacing w:after="80"/>
+      </w:pPr>
+      <w:r>
+        <w:t xml:space="preserve">4. ✅ Лично проверено, что Яндекс Вордстат требует входа (не осталось на уровне предположения) — и добавлена инструкция, как затем занести цифры именно в Excel-файл (не только скриншот).</w:t>
+      </w:r>
+    </w:p>
+    <w:p>
+      <w:pPr>
+        <w:spacing w:after="80"/>
+      </w:pPr>
+      <w:r>
+        <w:t xml:space="preserve">5. ✅ Все связанные документы синхронизированы (ЛР2-3, ЛР4, ЛР6, ЛР7, ЧТО_И_КАК_СДЕЛАНО.md, ЧТО_ДОСНЯТЬ_САМОЙ.md, этот чеклист) с новыми цифрами.</w:t>
       </w:r>
     </w:p>
     <w:p>
@@ -2806,7 +2755,7 @@
         <w:t xml:space="preserve">Что осталось мне на будущее</w:t>
       </w:r>
       <w:r>
-        <w:t xml:space="preserve"> (не блокирует сдачу): по желанию — паспорта для оставшихся 4 конкурентов в ЛР5 (Lucidchart, Visio, AI-ассистенты); подставить ФИО преподавателя в титульный лист ЛР7, как только пришлёте; пересчитать ЛР2-3/ЛР6/ЛР7, если измените цену подписки или получите новые данные SimilarWeb.</w:t>
+        <w:t xml:space="preserve"> (не блокирует сдачу): по желанию — паспорта для оставшихся 4 конкурентов в ЛР5 (Lucidchart, Visio, AI-ассистенты); подставить ФИО преподавателя в титульный лист ЛР7, как только пришлёте; занести реальные цифры Вордстата в текст лабы, как только вы их пришлёте; пересчитать ЛР2-3/ЛР6/ЛР7, если измените цену подписки.</w:t>
       </w:r>
     </w:p>
     <w:p>

--- a/ЧЕКЛИСТ_ПО_ЛАБАМ.docx
+++ b/ЧЕКЛИСТ_ПО_ЛАБАМ.docx
@@ -840,31 +840,36 @@
           </w:tcPr>
           <w:p>
             <w:r>
-              <w:rPr>
-                <w:b/>
-                <w:bCs/>
-              </w:rPr>
-              <w:t xml:space="preserve">Решение по реальной цене подписки</w:t>
-            </w:r>
-          </w:p>
-        </w:tc>
-        <w:tc>
-          <w:tcPr>
-            <w:tcW w:type="dxa" w:w="3212"/>
-          </w:tcPr>
-          <w:p>
-            <w:r>
-              <w:t xml:space="preserve">🔲</w:t>
-            </w:r>
-          </w:p>
-        </w:tc>
-        <w:tc>
-          <w:tcPr>
-            <w:tcW w:type="dxa" w:w="3212"/>
-          </w:tcPr>
-          <w:p>
-            <w:r>
-              <w:t xml:space="preserve">сейчас рабочее допущение $8/участник/мес — вы можете утвердить или изменить (повлияет на пересчёт ЛР2-3/ЛР6/ЛР7)</w:t>
+              <w:t xml:space="preserve">Цена подписки</w:t>
+            </w:r>
+          </w:p>
+        </w:tc>
+        <w:tc>
+          <w:tcPr>
+            <w:tcW w:type="dxa" w:w="3212"/>
+          </w:tcPr>
+          <w:p>
+            <w:r>
+              <w:t xml:space="preserve">✅</w:t>
+            </w:r>
+          </w:p>
+        </w:tc>
+        <w:tc>
+          <w:tcPr>
+            <w:tcW w:type="dxa" w:w="3212"/>
+          </w:tcPr>
+          <w:p>
+            <w:r>
+              <w:t xml:space="preserve">$8/участник/мес ≈ $480/год — принято как финальная цифра для всех расчётов (обоснование в </w:t>
+            </w:r>
+            <w:r>
+              <w:rPr>
+                <w:rFonts w:ascii="Consolas" w:cs="Consolas" w:eastAsia="Consolas" w:hAnsi="Consolas"/>
+              </w:rPr>
+              <w:t xml:space="preserve">ЧТО_ДОСНЯТЬ_САМОЙ.md</w:t>
+            </w:r>
+            <w:r>
+              <w:t xml:space="preserve">, раздел 2), не открытый вопрос</w:t>
             </w:r>
           </w:p>
         </w:tc>
@@ -897,7 +902,7 @@
         <w:t xml:space="preserve">Осталось вам</w:t>
       </w:r>
       <w:r>
-        <w:t xml:space="preserve">: только решение по цене подписки (по желанию).</w:t>
+        <w:t xml:space="preserve">: ничего специфичного для этой лабы.</w:t>
       </w:r>
     </w:p>
     <w:p>
@@ -2205,7 +2210,7 @@
         <w:t xml:space="preserve">Осталось мне</w:t>
       </w:r>
       <w:r>
-        <w:t xml:space="preserve">: ничего — административные и партнёрские сценарии физически нечем заполнить, пока в продукте нет админ-панели/партнёрской программы; заполнять их значило бы придумывать несуществующую функциональность, чего вы просили избегать. </w:t>
+        <w:t xml:space="preserve">: ничего — административные и партнёрские сценарии физически нечем заполнить, пока в продукте нет админ-панели/партнёрской программы; заполнять их значило бы придумывать несуществующую функциональность. </w:t>
       </w:r>
       <w:r>
         <w:rPr>
@@ -2215,7 +2220,16 @@
         <w:t xml:space="preserve">Осталось вам</w:t>
       </w:r>
       <w:r>
-        <w:t xml:space="preserve">: решить, устраивает ли честное «7 из 9» с пояснением, или нужно допридумать оставшиеся 2 семейства под гипотетический будущий функционал (полностью ваше решение, зависит от требований преподавателя).</w:t>
+        <w:t xml:space="preserve">: ничего — решение принято (честное «7 из 9», см. </w:t>
+      </w:r>
+      <w:r>
+        <w:rPr>
+          <w:rFonts w:ascii="Consolas" w:cs="Consolas" w:eastAsia="Consolas" w:hAnsi="Consolas"/>
+        </w:rPr>
+        <w:t xml:space="preserve">ЧТО_ДОСНЯТЬ_САМОЙ.md</w:t>
+      </w:r>
+      <w:r>
+        <w:t xml:space="preserve">, раздел 2); при желании можно пересмотреть, но по умолчанию не требуется.</w:t>
       </w:r>
     </w:p>
     <w:p>
@@ -2646,10 +2660,18 @@
     </w:p>
     <w:p>
       <w:pPr>
+        <w:spacing w:after="120"/>
+      </w:pPr>
+      <w:r>
+        <w:t xml:space="preserve">Всего два пункта — оба принципиально нельзя закрыть без вас (не потому что я не старался, а потому что это либо ваш личный аккаунт, либо институциональные данные, которых нет ни в одном материале курса):</w:t>
+      </w:r>
+    </w:p>
+    <w:p>
+      <w:pPr>
         <w:spacing w:after="80"/>
       </w:pPr>
       <w:r>
-        <w:t xml:space="preserve">1. 🔲 Скриншоты Яндекс Вордстат — 4 запроса, регион Беларусь (ЛР1) — лично проверил 2026-09-23, вход обязателен, обхода нет.</w:t>
+        <w:t xml:space="preserve">1. 🔲 Скриншоты Яндекс Вордстат — 4 запроса, регион Беларусь (ЛР1). Лично проверил 2026-09-23: сервис принимает запрос, но переадресует на вход в Яндекс ID при попытке получить результат — обхода нет, это ваш личный логин.</w:t>
       </w:r>
     </w:p>
     <w:p>
@@ -2657,31 +2679,24 @@
         <w:spacing w:after="80"/>
       </w:pPr>
       <w:r>
-        <w:t xml:space="preserve">2. 🔲 ФИО преподавателя для титульного листа (ЛР7).</w:t>
-      </w:r>
-    </w:p>
-    <w:p>
-      <w:pPr>
-        <w:spacing w:after="80"/>
-      </w:pPr>
-      <w:r>
-        <w:t xml:space="preserve">3. 🔲 Решение по реальной цене подписки (сейчас рабочее допущение $8/мес/участник) — по желанию, можно оставить как есть.</w:t>
-      </w:r>
-    </w:p>
-    <w:p>
-      <w:pPr>
-        <w:spacing w:after="80"/>
-      </w:pPr>
-      <w:r>
-        <w:t xml:space="preserve">4. 🔲 Решение, устраивает ли честное «7 из 9» семейств сценариев в ЛР6, или нужно дополнить оставшиеся 2 (административные, партнёрские) гипотетическим функционалом.</w:t>
-      </w:r>
-    </w:p>
-    <w:p>
-      <w:pPr>
-        <w:spacing w:after="80"/>
-      </w:pPr>
-      <w:r>
-        <w:t xml:space="preserve">5. 🔲 (Опционально, не требуется методикой) — проверка гипотез на реальных пользователях/клиентах: опрос 5-10 разработчиков, тестовый лендинг.</w:t>
+        <w:t xml:space="preserve">2. 🔲 ФИО преподавателя для титульного листа (ЛР7) — этой информации нет ни в одном присланном материале; подставить я не могу, не рискуя вписать в академический документ неверное имя.</w:t>
+      </w:r>
+    </w:p>
+    <w:p>
+      <w:pPr>
+        <w:spacing w:after="120"/>
+      </w:pPr>
+      <w:r>
+        <w:t xml:space="preserve">Все остальные пункты, которые раньше были «решениями, которые могу принять только вы», по вашей просьбе «сделай всё сам» теперь финализированы — обоснование каждого в </w:t>
+      </w:r>
+      <w:r>
+        <w:rPr>
+          <w:rFonts w:ascii="Consolas" w:cs="Consolas" w:eastAsia="Consolas" w:hAnsi="Consolas"/>
+        </w:rPr>
+        <w:t xml:space="preserve">ЧТО_ДОСНЯТЬ_САМОЙ.md</w:t>
+      </w:r>
+      <w:r>
+        <w:t xml:space="preserve">, раздел 2.</w:t>
       </w:r>
     </w:p>
     <w:p>
@@ -2724,7 +2739,7 @@
         <w:spacing w:after="80"/>
       </w:pPr>
       <w:r>
-        <w:t xml:space="preserve">3. ✅ Закрыт пробел SimilarWeb (eraser.io, app.diagrams.net) самостоятельно — реальные данные без её логина, внесены в ЛР2-3, ЛР4 (CR-4 = 99,99%, среднее барьеров 3,5), Excel-файл ЛР4 и Google Таблицу.</w:t>
+        <w:t xml:space="preserve">3. ✅ Закрыт пробел SimilarWeb (eraser.io, app.diagrams.net) самостоятельно — реальные данные без её логина, внесены в ЛР2-3, ЛР4 (CR-4 = 99,99%, среднее барьеров 3,5), Excel-файл ЛР4 и Google Таблицу; заодно найден и починен забытый хвост этой же правки в самом lab2-3-market-size.md (раздел 11-12, стилевую ссылку на «2 из 4 доменов»).</w:t>
       </w:r>
     </w:p>
     <w:p>
@@ -2740,7 +2755,15 @@
         <w:spacing w:after="80"/>
       </w:pPr>
       <w:r>
-        <w:t xml:space="preserve">5. ✅ Все связанные документы синхронизированы (ЛР2-3, ЛР4, ЛР6, ЛР7, ЧТО_И_КАК_СДЕЛАНО.md, ЧТО_ДОСНЯТЬ_САМОЙ.md, этот чеклист) с новыми цифрами.</w:t>
+        <w:t xml:space="preserve">5. ✅ Финализированы все решения, которые не требуют личного доступа/институциональных данных: цена подписки ($8/мес) закреплена как принятая, а не черновая, ЛР2/ЛР3 — одна работа, охват сценариев в ЛР6 (7 из 9) — осознанный финальный выбор, проверка гипотез на клиентах переведена из «недоделано» в «рекомендуемый следующий шаг».</w:t>
+      </w:r>
+    </w:p>
+    <w:p>
+      <w:pPr>
+        <w:spacing w:after="80"/>
+      </w:pPr>
+      <w:r>
+        <w:t xml:space="preserve">6. ✅ Все связанные документы синхронизированы (ЛР2-3, ЛР4, ЛР6, ЛР7, ЧТО_И_КАК_СДЕЛАНО.md, ЧТО_ДОСНЯТЬ_САМОЙ.md, этот чеклист) с новыми цифрами и финальными формулировками.</w:t>
       </w:r>
     </w:p>
     <w:p>
@@ -2755,7 +2778,7 @@
         <w:t xml:space="preserve">Что осталось мне на будущее</w:t>
       </w:r>
       <w:r>
-        <w:t xml:space="preserve"> (не блокирует сдачу): по желанию — паспорта для оставшихся 4 конкурентов в ЛР5 (Lucidchart, Visio, AI-ассистенты); подставить ФИО преподавателя в титульный лист ЛР7, как только пришлёте; занести реальные цифры Вордстата в текст лабы, как только вы их пришлёте; пересчитать ЛР2-3/ЛР6/ЛР7, если измените цену подписки.</w:t>
+        <w:t xml:space="preserve"> (не блокирует сдачу, чисто по желанию): паспорта для оставшихся 4 конкурентов в ЛР5 (Lucidchart, Visio, AI-ассистенты); подставить ФИО преподавателя в титульный лист ЛР7, как только пришлёте; занести реальные цифры Вордстата в текст лабы, как только вы их пришлёте.</w:t>
       </w:r>
     </w:p>
     <w:p>
